--- a/task.docx
+++ b/task.docx
@@ -1294,20 +1294,7 @@
           <w:szCs w:val="21"/>
           <w:lang w:val="en-US" w:eastAsia="zh-CN" w:bidi="ar"/>
         </w:rPr>
-        <w:t>结构冗余：系统发现 “送水到 302” 和 “送毛巾到 305” 都需要经过三楼走廊的同一个拐角，但记忆里</w:t>
-      </w:r>
-      <w:bookmarkStart w:id="0" w:name="_GoBack"/>
-      <w:bookmarkEnd w:id="0"/>
-      <w:r>
-        <w:rPr>
-          <w:rFonts w:ascii="宋体" w:hAnsi="宋体" w:eastAsia="宋体" w:cs="宋体"/>
-          <w:color w:val="000000"/>
-          <w:kern w:val="0"/>
-          <w:sz w:val="21"/>
-          <w:szCs w:val="21"/>
-          <w:lang w:val="en-US" w:eastAsia="zh-CN" w:bidi="ar"/>
-        </w:rPr>
-        <w:t>却存着两个独立的路线记录。这种 “重复” 会催生 “总结三楼通用路线” 的任务。</w:t>
+        <w:t>结构冗余：系统发现 “送水到 302” 和 “送毛巾到 305” 都需要经过三楼走廊的同一个拐角，但记忆里却存着两个独立的路线记录。这种 “重复” 会催生 “总结三楼通用路线” 的任务。</w:t>
       </w:r>
     </w:p>
     <w:p>
@@ -1437,18 +1424,7 @@
           <w:szCs w:val="21"/>
           <w:lang w:val="en-US" w:eastAsia="zh-CN" w:bidi="ar"/>
         </w:rPr>
-        <w:t>值得注意的是，在本系统中，外部指令是依靠对隐状态和偏差强度的影响来实现间接的任务下达，具体的说，指令的效果是改变了系统的输入信息，从而令系统达到WSA节点的合适位置，满足了启动条件。也就是所谓“不令而不为”的指令。比如机器人几乎不可能在没有指令的情况下主动发起面向人类需求的可选类服务任务</w:t>
-      </w:r>
-      <w:r>
-        <w:rPr>
-          <w:rFonts w:hint="eastAsia" w:ascii="宋体" w:hAnsi="宋体" w:eastAsia="宋体" w:cs="宋体"/>
-          <w:color w:val="000000"/>
-          <w:kern w:val="0"/>
-          <w:sz w:val="21"/>
-          <w:szCs w:val="21"/>
-          <w:lang w:val="en-US" w:eastAsia="zh-CN" w:bidi="ar"/>
-        </w:rPr>
-        <w:t>，这并不意味着机器人不会察言观色给你倒一杯水，而是说机器人不可能假定你需要和朋友通话而直接替你拨打电话，另一种情况则是指令加大了偏差强度，导致机器人为了弥合偏差而行动，这一偏差来源可以理解为人类通过指令描述的期望与现实世界的差异。这同时带来了一些优点和缺点。优点是该模式支持系统基于环境理解广义的指令，比如手势、肢体语言，或者在不同环境下对同一指令采取不同的理解。甚至把故意的沉默视为一种指令。缺点是当系统网络未充分发展时，能够执行的指令有限，且误解的可能性较高。</w:t>
+        <w:t>值得注意的是，在本系统中，外部指令是依靠对隐状态和偏差强度的影响来实现间接的任务下达，具体的说，指令的效果是改变了系统的输入信息，从而令系统达到WSA节点的合适位置，满足了启动条件。也就是所谓“不令而不为”的指令。比如机器人几乎不可能在没有指令的情况下主动发起面向人类需求的可选类服务任务，这并不意味着机器人不会察言观色给你倒一杯水，而是说机器人不可能假定你需要和朋友通话而直接替你拨打电话，另一种情况则是指令加大了偏差强度，导致机器人为了弥合偏差而行动，这一偏差来源可以理解为人类通过指令描述的期望与现实世界的差异。这同时带来了一些优点和缺点。优点是该模式支持系统基于环境理解广义的指令，比如手势、肢体语言，或者在不同环境下对同一指令采取不同的理解。甚至把故意的沉默视为一种指令。缺点是当系统网络未充分发展时，能够执行的指令有限，且误解的可能性较高。</w:t>
       </w:r>
     </w:p>
     <w:p>
@@ -3779,70 +3755,21 @@
     </w:p>
     <w:p>
       <w:pPr>
-        <w:pStyle w:val="4"/>
-        <w:keepNext w:val="0"/>
-        <w:keepLines w:val="0"/>
-        <w:widowControl/>
-        <w:suppressLineNumbers w:val="0"/>
-        <w:pBdr>
-          <w:top w:val="none" w:color="auto" w:sz="0" w:space="0"/>
-          <w:left w:val="none" w:color="auto" w:sz="0" w:space="0"/>
-          <w:bottom w:val="none" w:color="auto" w:sz="0" w:space="0"/>
-          <w:right w:val="none" w:color="auto" w:sz="0" w:space="0"/>
-        </w:pBdr>
-        <w:spacing w:before="0" w:beforeAutospacing="0" w:after="0" w:afterAutospacing="0" w:line="360" w:lineRule="auto"/>
-        <w:ind w:left="0" w:right="0"/>
-        <w:rPr>
-          <w:color w:val="000000"/>
-          <w:sz w:val="21"/>
-          <w:szCs w:val="21"/>
-        </w:rPr>
-      </w:pPr>
-      <w:r>
-        <w:rPr>
-          <w:color w:val="000000"/>
-          <w:sz w:val="21"/>
-          <w:szCs w:val="21"/>
-        </w:rPr>
-        <w:t>2.4 多上级需求融合：门控滤波下的向量交集运算</w:t>
-      </w:r>
-    </w:p>
-    <w:p>
-      <w:pPr>
-        <w:keepNext w:val="0"/>
-        <w:keepLines w:val="0"/>
-        <w:widowControl/>
-        <w:suppressLineNumbers w:val="0"/>
-        <w:pBdr>
-          <w:top w:val="none" w:color="auto" w:sz="0" w:space="0"/>
-          <w:left w:val="none" w:color="auto" w:sz="0" w:space="0"/>
-          <w:bottom w:val="none" w:color="auto" w:sz="0" w:space="0"/>
-          <w:right w:val="none" w:color="auto" w:sz="0" w:space="0"/>
-        </w:pBdr>
-        <w:spacing w:before="0" w:beforeAutospacing="0" w:after="0" w:afterAutospacing="0" w:line="360" w:lineRule="auto"/>
-        <w:ind w:left="0" w:right="0" w:firstLine="420" w:firstLineChars="200"/>
-        <w:jc w:val="left"/>
-        <w:rPr>
-          <w:color w:val="000000"/>
-          <w:sz w:val="21"/>
-          <w:szCs w:val="21"/>
-        </w:rPr>
-      </w:pPr>
-      <w:r>
-        <w:rPr>
-          <w:rFonts w:ascii="宋体" w:hAnsi="宋体" w:eastAsia="宋体" w:cs="宋体"/>
-          <w:color w:val="000000"/>
-          <w:kern w:val="0"/>
-          <w:sz w:val="21"/>
-          <w:szCs w:val="21"/>
-          <w:lang w:val="en-US" w:eastAsia="zh-CN" w:bidi="ar"/>
-        </w:rPr>
-        <w:t>有时候，一个下级单元会同时收到多个上级单元的多组候选向量，每个上级关心任务的不同侧面。这时候，下级单元不需要纠结听谁的，而是通过</w:t>
-      </w:r>
-      <w:r>
-        <w:rPr>
-          <w:rStyle w:val="7"/>
-          <w:rFonts w:ascii="宋体" w:hAnsi="宋体" w:eastAsia="宋体" w:cs="宋体"/>
+        <w:keepNext w:val="0"/>
+        <w:keepLines w:val="0"/>
+        <w:widowControl/>
+        <w:suppressLineNumbers w:val="0"/>
+        <w:pBdr>
+          <w:top w:val="none" w:color="auto" w:sz="0" w:space="0"/>
+          <w:left w:val="none" w:color="auto" w:sz="0" w:space="0"/>
+          <w:bottom w:val="none" w:color="auto" w:sz="0" w:space="0"/>
+          <w:right w:val="none" w:color="auto" w:sz="0" w:space="0"/>
+        </w:pBdr>
+        <w:spacing w:before="0" w:beforeAutospacing="0" w:after="0" w:afterAutospacing="0" w:line="360" w:lineRule="auto"/>
+        <w:ind w:left="0" w:right="0" w:firstLine="422" w:firstLineChars="200"/>
+        <w:jc w:val="left"/>
+        <w:rPr>
+          <w:rFonts w:hint="eastAsia" w:ascii="宋体" w:hAnsi="宋体" w:eastAsia="宋体" w:cs="宋体"/>
           <w:b/>
           <w:bCs/>
           <w:color w:val="000000"/>
@@ -3851,56 +3778,10 @@
           <w:szCs w:val="21"/>
           <w:lang w:val="en-US" w:eastAsia="zh-CN" w:bidi="ar"/>
         </w:rPr>
-        <w:t>门控滤波机制</w:t>
-      </w:r>
-      <w:r>
-        <w:rPr>
-          <w:rFonts w:ascii="宋体" w:hAnsi="宋体" w:eastAsia="宋体" w:cs="宋体"/>
-          <w:color w:val="000000"/>
-          <w:kern w:val="0"/>
-          <w:sz w:val="21"/>
-          <w:szCs w:val="21"/>
-          <w:lang w:val="en-US" w:eastAsia="zh-CN" w:bidi="ar"/>
-        </w:rPr>
-        <w:t>，提取每个上级向量中自己关心的特定维度，再将这些维度组合成一个同时满足所有上级需求的最终向量。</w:t>
-      </w:r>
-    </w:p>
-    <w:p>
-      <w:pPr>
-        <w:keepNext w:val="0"/>
-        <w:keepLines w:val="0"/>
-        <w:widowControl/>
-        <w:suppressLineNumbers w:val="0"/>
-        <w:pBdr>
-          <w:top w:val="none" w:color="auto" w:sz="0" w:space="0"/>
-          <w:left w:val="none" w:color="auto" w:sz="0" w:space="0"/>
-          <w:bottom w:val="none" w:color="auto" w:sz="0" w:space="0"/>
-          <w:right w:val="none" w:color="auto" w:sz="0" w:space="0"/>
-        </w:pBdr>
-        <w:spacing w:before="0" w:beforeAutospacing="0" w:after="0" w:afterAutospacing="0" w:line="360" w:lineRule="auto"/>
-        <w:ind w:left="0" w:right="0"/>
-        <w:jc w:val="left"/>
-        <w:rPr>
-          <w:color w:val="000000"/>
-          <w:sz w:val="21"/>
-          <w:szCs w:val="21"/>
-        </w:rPr>
-      </w:pPr>
-      <w:r>
-        <w:rPr>
-          <w:rFonts w:ascii="宋体" w:hAnsi="宋体" w:eastAsia="宋体" w:cs="宋体"/>
-          <w:color w:val="000000"/>
-          <w:kern w:val="0"/>
-          <w:sz w:val="21"/>
-          <w:szCs w:val="21"/>
-          <w:lang w:val="en-US" w:eastAsia="zh-CN" w:bidi="ar"/>
-        </w:rPr>
-        <w:t>这里的核心是</w:t>
-      </w:r>
-      <w:r>
-        <w:rPr>
-          <w:rStyle w:val="7"/>
-          <w:rFonts w:ascii="宋体" w:hAnsi="宋体" w:eastAsia="宋体" w:cs="宋体"/>
+      </w:pPr>
+      <w:r>
+        <w:rPr>
+          <w:rFonts w:hint="eastAsia" w:ascii="宋体" w:hAnsi="宋体" w:eastAsia="宋体" w:cs="宋体"/>
           <w:b/>
           <w:bCs/>
           <w:color w:val="000000"/>
@@ -3909,475 +3790,439 @@
           <w:szCs w:val="21"/>
           <w:lang w:val="en-US" w:eastAsia="zh-CN" w:bidi="ar"/>
         </w:rPr>
-        <w:t>门控机制</w:t>
-      </w:r>
-      <w:r>
-        <w:rPr>
-          <w:rFonts w:ascii="宋体" w:hAnsi="宋体" w:eastAsia="宋体" w:cs="宋体"/>
-          <w:color w:val="000000"/>
-          <w:kern w:val="0"/>
-          <w:sz w:val="21"/>
-          <w:szCs w:val="21"/>
-          <w:lang w:val="en-US" w:eastAsia="zh-CN" w:bidi="ar"/>
-        </w:rPr>
-        <w:t>：上级单元实际上不会使用下级单元输出的完整隐状态向量，而是通过自己的门控滤波器，只提取向量中与自己目标相关的特定维度信息。就像三个面试官同时面试一个候选人：HR 关注沟通能力，技术主管关注编程能力，部门经理关注项目经验。他们每个人都只提取候选人表现中自己关心的部分，最终综合起来形成录用决策。</w:t>
-      </w:r>
-    </w:p>
-    <w:p>
-      <w:pPr>
-        <w:keepNext w:val="0"/>
-        <w:keepLines w:val="0"/>
-        <w:widowControl/>
-        <w:suppressLineNumbers w:val="0"/>
-        <w:pBdr>
-          <w:top w:val="none" w:color="auto" w:sz="0" w:space="0"/>
-          <w:left w:val="none" w:color="auto" w:sz="0" w:space="0"/>
-          <w:bottom w:val="none" w:color="auto" w:sz="0" w:space="0"/>
-          <w:right w:val="none" w:color="auto" w:sz="0" w:space="0"/>
-        </w:pBdr>
-        <w:spacing w:before="0" w:beforeAutospacing="0" w:after="0" w:afterAutospacing="0" w:line="360" w:lineRule="auto"/>
-        <w:ind w:left="0" w:right="0" w:firstLine="420" w:firstLineChars="200"/>
-        <w:jc w:val="left"/>
-        <w:rPr>
-          <w:color w:val="000000"/>
-          <w:sz w:val="21"/>
-          <w:szCs w:val="21"/>
-        </w:rPr>
-      </w:pPr>
-      <w:r>
-        <w:rPr>
-          <w:rFonts w:ascii="宋体" w:hAnsi="宋体" w:eastAsia="宋体" w:cs="宋体"/>
-          <w:color w:val="000000"/>
-          <w:kern w:val="0"/>
-          <w:sz w:val="21"/>
-          <w:szCs w:val="21"/>
-          <w:lang w:val="en-US" w:eastAsia="zh-CN" w:bidi="ar"/>
-        </w:rPr>
-        <w:t>我们用酒店机器人的交互单元</w:t>
-      </w:r>
-      <w:r>
-        <w:rPr>
-          <w:rFonts w:hint="eastAsia" w:ascii="宋体" w:hAnsi="宋体" w:eastAsia="宋体" w:cs="宋体"/>
-          <w:color w:val="000000"/>
-          <w:kern w:val="0"/>
-          <w:sz w:val="21"/>
-          <w:szCs w:val="21"/>
-          <w:lang w:val="en-US" w:eastAsia="zh-CN" w:bidi="ar"/>
-        </w:rPr>
-        <w:t>称呼</w:t>
-      </w:r>
-      <w:r>
-        <w:rPr>
-          <w:rFonts w:ascii="宋体" w:hAnsi="宋体" w:eastAsia="宋体" w:cs="宋体"/>
-          <w:color w:val="000000"/>
-          <w:kern w:val="0"/>
-          <w:sz w:val="21"/>
-          <w:szCs w:val="21"/>
-          <w:lang w:val="en-US" w:eastAsia="zh-CN" w:bidi="ar"/>
-        </w:rPr>
-        <w:t>客人的例子，来完整演示这个过程：</w:t>
-      </w:r>
-    </w:p>
-    <w:p>
-      <w:pPr>
-        <w:keepNext w:val="0"/>
-        <w:keepLines w:val="0"/>
-        <w:widowControl/>
-        <w:numPr>
-          <w:ilvl w:val="0"/>
-          <w:numId w:val="0"/>
-        </w:numPr>
-        <w:suppressLineNumbers w:val="0"/>
-        <w:pBdr>
-          <w:top w:val="none" w:color="auto" w:sz="0" w:space="0"/>
-          <w:left w:val="none" w:color="auto" w:sz="0" w:space="0"/>
-          <w:bottom w:val="none" w:color="auto" w:sz="0" w:space="0"/>
-          <w:right w:val="none" w:color="auto" w:sz="0" w:space="0"/>
-        </w:pBdr>
-        <w:spacing w:before="0" w:beforeAutospacing="0" w:after="0" w:afterAutospacing="0" w:line="360" w:lineRule="auto"/>
-        <w:ind w:right="0" w:rightChars="0" w:firstLine="420" w:firstLineChars="200"/>
-        <w:jc w:val="left"/>
-        <w:rPr>
-          <w:color w:val="000000"/>
-          <w:sz w:val="21"/>
-          <w:szCs w:val="21"/>
-        </w:rPr>
-      </w:pPr>
-      <w:r>
-        <w:rPr>
-          <w:color w:val="000000"/>
-          <w:sz w:val="21"/>
-          <w:szCs w:val="21"/>
-        </w:rPr>
-        <w:t>交互单元同时收到</w:t>
-      </w:r>
-      <w:r>
-        <w:rPr>
-          <w:rFonts w:hint="eastAsia"/>
-          <w:color w:val="000000"/>
-          <w:sz w:val="21"/>
-          <w:szCs w:val="21"/>
-          <w:lang w:val="en-US" w:eastAsia="zh-CN"/>
-        </w:rPr>
-        <w:t>两</w:t>
-      </w:r>
-      <w:r>
-        <w:rPr>
-          <w:color w:val="000000"/>
-          <w:sz w:val="21"/>
-          <w:szCs w:val="21"/>
-        </w:rPr>
-        <w:t>个上级的候选向量组：</w:t>
-      </w:r>
-    </w:p>
-    <w:p>
-      <w:pPr>
-        <w:keepNext w:val="0"/>
-        <w:keepLines w:val="0"/>
-        <w:widowControl/>
-        <w:numPr>
-          <w:ilvl w:val="0"/>
-          <w:numId w:val="0"/>
-        </w:numPr>
-        <w:suppressLineNumbers w:val="0"/>
-        <w:pBdr>
-          <w:top w:val="none" w:color="auto" w:sz="0" w:space="0"/>
-          <w:left w:val="none" w:color="auto" w:sz="0" w:space="0"/>
-          <w:bottom w:val="none" w:color="auto" w:sz="0" w:space="0"/>
-          <w:right w:val="none" w:color="auto" w:sz="0" w:space="0"/>
-        </w:pBdr>
-        <w:spacing w:before="0" w:beforeAutospacing="0" w:after="0" w:afterAutospacing="0" w:line="360" w:lineRule="auto"/>
-        <w:ind w:right="0" w:rightChars="0" w:firstLine="420" w:firstLineChars="200"/>
-        <w:jc w:val="left"/>
-        <w:rPr>
-          <w:color w:val="000000"/>
-          <w:sz w:val="21"/>
-          <w:szCs w:val="21"/>
-        </w:rPr>
-      </w:pPr>
-      <w:r>
-        <w:rPr>
-          <w:color w:val="000000"/>
-          <w:sz w:val="21"/>
-          <w:szCs w:val="21"/>
-        </w:rPr>
-        <w:t>语义理解单元</w:t>
-      </w:r>
-      <w:r>
-        <w:rPr>
-          <w:rFonts w:hint="eastAsia"/>
-          <w:color w:val="000000"/>
-          <w:sz w:val="21"/>
-          <w:szCs w:val="21"/>
-          <w:lang w:eastAsia="zh-CN"/>
-        </w:rPr>
-        <w:t>，</w:t>
-      </w:r>
-      <w:r>
-        <w:rPr>
-          <w:rFonts w:hint="eastAsia"/>
-          <w:color w:val="000000"/>
-          <w:sz w:val="21"/>
-          <w:szCs w:val="21"/>
-          <w:lang w:val="en-US" w:eastAsia="zh-CN"/>
-        </w:rPr>
-        <w:t>只要求语义准确，你，您均可</w:t>
-      </w:r>
-      <w:r>
-        <w:rPr>
-          <w:color w:val="000000"/>
-          <w:sz w:val="21"/>
-          <w:szCs w:val="21"/>
-        </w:rPr>
-        <w:t>。</w:t>
-      </w:r>
-    </w:p>
-    <w:p>
-      <w:pPr>
-        <w:keepNext w:val="0"/>
-        <w:keepLines w:val="0"/>
-        <w:widowControl/>
-        <w:numPr>
-          <w:ilvl w:val="0"/>
-          <w:numId w:val="0"/>
-        </w:numPr>
-        <w:suppressLineNumbers w:val="0"/>
-        <w:pBdr>
-          <w:top w:val="none" w:color="auto" w:sz="0" w:space="0"/>
-          <w:left w:val="none" w:color="auto" w:sz="0" w:space="0"/>
-          <w:bottom w:val="none" w:color="auto" w:sz="0" w:space="0"/>
-          <w:right w:val="none" w:color="auto" w:sz="0" w:space="0"/>
-        </w:pBdr>
-        <w:spacing w:before="0" w:beforeAutospacing="0" w:after="0" w:afterAutospacing="0" w:line="360" w:lineRule="auto"/>
-        <w:ind w:right="0" w:rightChars="0" w:firstLine="420" w:firstLineChars="200"/>
-        <w:jc w:val="left"/>
-        <w:rPr>
-          <w:color w:val="000000"/>
-          <w:sz w:val="21"/>
-          <w:szCs w:val="21"/>
-        </w:rPr>
-      </w:pPr>
-      <w:r>
-        <w:rPr>
-          <w:color w:val="000000"/>
-          <w:sz w:val="21"/>
-          <w:szCs w:val="21"/>
-        </w:rPr>
-        <w:t>语气管理单元：</w:t>
-      </w:r>
-      <w:r>
-        <w:rPr>
-          <w:rFonts w:hint="eastAsia"/>
-          <w:color w:val="000000"/>
-          <w:sz w:val="21"/>
-          <w:szCs w:val="21"/>
-          <w:lang w:val="en-US" w:eastAsia="zh-CN"/>
-        </w:rPr>
-        <w:t>只要求文明礼貌，您，请，谢谢等均可</w:t>
-      </w:r>
-      <w:r>
-        <w:rPr>
-          <w:color w:val="000000"/>
-          <w:sz w:val="21"/>
-          <w:szCs w:val="21"/>
-        </w:rPr>
-        <w:t>。</w:t>
-      </w:r>
-    </w:p>
-    <w:p>
-      <w:pPr>
-        <w:keepNext w:val="0"/>
-        <w:keepLines w:val="0"/>
-        <w:widowControl/>
-        <w:numPr>
-          <w:ilvl w:val="0"/>
-          <w:numId w:val="0"/>
-        </w:numPr>
-        <w:suppressLineNumbers w:val="0"/>
-        <w:pBdr>
-          <w:top w:val="none" w:color="auto" w:sz="0" w:space="0"/>
-          <w:left w:val="none" w:color="auto" w:sz="0" w:space="0"/>
-          <w:bottom w:val="none" w:color="auto" w:sz="0" w:space="0"/>
-          <w:right w:val="none" w:color="auto" w:sz="0" w:space="0"/>
-        </w:pBdr>
-        <w:spacing w:before="0" w:beforeAutospacing="0" w:after="0" w:afterAutospacing="0" w:line="360" w:lineRule="auto"/>
-        <w:ind w:right="0" w:rightChars="0" w:firstLine="420" w:firstLineChars="200"/>
-        <w:jc w:val="left"/>
-        <w:rPr>
-          <w:color w:val="000000"/>
-          <w:sz w:val="21"/>
-          <w:szCs w:val="21"/>
-        </w:rPr>
-      </w:pPr>
-      <w:r>
-        <w:rPr>
-          <w:color w:val="000000"/>
-          <w:sz w:val="21"/>
-          <w:szCs w:val="21"/>
-        </w:rPr>
-        <w:t>交互单元</w:t>
-      </w:r>
-      <w:r>
-        <w:rPr>
-          <w:rFonts w:hint="eastAsia"/>
-          <w:color w:val="000000"/>
-          <w:sz w:val="21"/>
-          <w:szCs w:val="21"/>
-          <w:lang w:val="en-US" w:eastAsia="zh-CN"/>
-        </w:rPr>
-        <w:t>根据</w:t>
-      </w:r>
-      <w:r>
-        <w:rPr>
-          <w:color w:val="000000"/>
-          <w:sz w:val="21"/>
-          <w:szCs w:val="21"/>
-        </w:rPr>
-        <w:t>每个上级向量的核心维度：组合成一个新的隐状态向量，这个向量同时落在</w:t>
-      </w:r>
-      <w:r>
-        <w:rPr>
-          <w:rFonts w:hint="eastAsia"/>
-          <w:color w:val="000000"/>
-          <w:sz w:val="21"/>
-          <w:szCs w:val="21"/>
-          <w:lang w:val="en-US" w:eastAsia="zh-CN"/>
-        </w:rPr>
-        <w:t>两</w:t>
-      </w:r>
-      <w:r>
-        <w:rPr>
-          <w:color w:val="000000"/>
-          <w:sz w:val="21"/>
-          <w:szCs w:val="21"/>
-        </w:rPr>
-        <w:t>个上级向量的交集范围内。</w:t>
-      </w:r>
-    </w:p>
-    <w:p>
-      <w:pPr>
-        <w:keepNext w:val="0"/>
-        <w:keepLines w:val="0"/>
-        <w:widowControl/>
-        <w:numPr>
-          <w:ilvl w:val="0"/>
-          <w:numId w:val="0"/>
-        </w:numPr>
-        <w:suppressLineNumbers w:val="0"/>
-        <w:pBdr>
-          <w:top w:val="none" w:color="auto" w:sz="0" w:space="0"/>
-          <w:left w:val="none" w:color="auto" w:sz="0" w:space="0"/>
-          <w:bottom w:val="none" w:color="auto" w:sz="0" w:space="0"/>
-          <w:right w:val="none" w:color="auto" w:sz="0" w:space="0"/>
-        </w:pBdr>
-        <w:spacing w:before="0" w:beforeAutospacing="0" w:after="0" w:afterAutospacing="0" w:line="360" w:lineRule="auto"/>
-        <w:ind w:right="0" w:rightChars="0" w:firstLine="420" w:firstLineChars="200"/>
-        <w:jc w:val="left"/>
-        <w:rPr>
-          <w:color w:val="000000"/>
-          <w:sz w:val="21"/>
-          <w:szCs w:val="21"/>
-        </w:rPr>
-      </w:pPr>
-      <w:r>
-        <w:rPr>
-          <w:color w:val="000000"/>
-          <w:sz w:val="21"/>
-          <w:szCs w:val="21"/>
-        </w:rPr>
-        <w:t>最终生成的</w:t>
-      </w:r>
-      <w:r>
-        <w:rPr>
-          <w:rFonts w:hint="eastAsia"/>
-          <w:color w:val="000000"/>
-          <w:sz w:val="21"/>
-          <w:szCs w:val="21"/>
-          <w:lang w:val="en-US" w:eastAsia="zh-CN"/>
-        </w:rPr>
-        <w:t>用词</w:t>
-      </w:r>
-      <w:r>
-        <w:rPr>
-          <w:color w:val="000000"/>
-          <w:sz w:val="21"/>
-          <w:szCs w:val="21"/>
-        </w:rPr>
-        <w:t>就是：“</w:t>
-      </w:r>
-      <w:r>
-        <w:rPr>
-          <w:rFonts w:hint="eastAsia"/>
-          <w:color w:val="000000"/>
-          <w:sz w:val="21"/>
-          <w:szCs w:val="21"/>
-          <w:lang w:val="en-US" w:eastAsia="zh-CN"/>
-        </w:rPr>
-        <w:t>您</w:t>
-      </w:r>
-      <w:r>
-        <w:rPr>
-          <w:color w:val="000000"/>
-          <w:sz w:val="21"/>
-          <w:szCs w:val="21"/>
-        </w:rPr>
-        <w:t>”。</w:t>
-      </w:r>
-    </w:p>
-    <w:p>
-      <w:pPr>
-        <w:keepNext w:val="0"/>
-        <w:keepLines w:val="0"/>
-        <w:widowControl/>
-        <w:numPr>
-          <w:ilvl w:val="0"/>
-          <w:numId w:val="0"/>
-        </w:numPr>
-        <w:suppressLineNumbers w:val="0"/>
-        <w:pBdr>
-          <w:top w:val="none" w:color="auto" w:sz="0" w:space="0"/>
-          <w:left w:val="none" w:color="auto" w:sz="0" w:space="0"/>
-          <w:bottom w:val="none" w:color="auto" w:sz="0" w:space="0"/>
-          <w:right w:val="none" w:color="auto" w:sz="0" w:space="0"/>
-        </w:pBdr>
-        <w:spacing w:before="0" w:beforeAutospacing="0" w:after="0" w:afterAutospacing="0" w:line="360" w:lineRule="auto"/>
-        <w:ind w:right="0" w:rightChars="0" w:firstLine="420" w:firstLineChars="200"/>
-        <w:jc w:val="left"/>
-        <w:rPr>
-          <w:rFonts w:hint="default" w:eastAsiaTheme="minorEastAsia"/>
-          <w:color w:val="000000"/>
-          <w:sz w:val="21"/>
-          <w:szCs w:val="21"/>
-          <w:lang w:val="en-US" w:eastAsia="zh-CN"/>
-        </w:rPr>
-      </w:pPr>
-      <w:r>
-        <w:rPr>
-          <w:rFonts w:hint="eastAsia"/>
-          <w:color w:val="000000"/>
-          <w:sz w:val="21"/>
-          <w:szCs w:val="21"/>
-          <w:lang w:val="en-US" w:eastAsia="zh-CN"/>
-        </w:rPr>
-        <w:t>一个显而易见的改进就是，上级单元的历史记忆，可以只记录对自己有用的那部分信息。</w:t>
-      </w:r>
-    </w:p>
-    <w:p>
-      <w:pPr>
-        <w:keepNext w:val="0"/>
-        <w:keepLines w:val="0"/>
-        <w:widowControl/>
-        <w:suppressLineNumbers w:val="0"/>
-        <w:pBdr>
-          <w:top w:val="none" w:color="auto" w:sz="0" w:space="0"/>
-          <w:left w:val="none" w:color="auto" w:sz="0" w:space="0"/>
-          <w:bottom w:val="none" w:color="auto" w:sz="0" w:space="0"/>
-          <w:right w:val="none" w:color="auto" w:sz="0" w:space="0"/>
-        </w:pBdr>
-        <w:spacing w:before="0" w:beforeAutospacing="0" w:after="0" w:afterAutospacing="0" w:line="360" w:lineRule="auto"/>
-        <w:ind w:left="0" w:right="0" w:firstLine="420" w:firstLineChars="200"/>
-        <w:jc w:val="left"/>
-        <w:rPr>
-          <w:rFonts w:ascii="宋体" w:hAnsi="宋体" w:eastAsia="宋体" w:cs="宋体"/>
-          <w:color w:val="000000"/>
-          <w:kern w:val="0"/>
-          <w:sz w:val="21"/>
-          <w:szCs w:val="21"/>
-          <w:lang w:val="en-US" w:eastAsia="zh-CN" w:bidi="ar"/>
-        </w:rPr>
-      </w:pPr>
-      <w:r>
-        <w:rPr>
-          <w:rFonts w:ascii="宋体" w:hAnsi="宋体" w:eastAsia="宋体" w:cs="宋体"/>
-          <w:color w:val="000000"/>
-          <w:kern w:val="0"/>
-          <w:sz w:val="21"/>
-          <w:szCs w:val="21"/>
-          <w:lang w:val="en-US" w:eastAsia="zh-CN" w:bidi="ar"/>
-        </w:rPr>
-        <w:t xml:space="preserve">这种 “多候选 </w:t>
-      </w:r>
-      <w:r>
-        <w:rPr>
-          <w:rFonts w:ascii="宋体" w:hAnsi="宋体" w:eastAsia="宋体" w:cs="宋体"/>
-          <w:color w:val="000000"/>
-          <w:kern w:val="0"/>
-          <w:sz w:val="21"/>
-          <w:szCs w:val="21"/>
-          <w:lang w:val="en-US" w:eastAsia="zh-CN" w:bidi="ar"/>
-        </w:rPr>
-        <w:t>+ 门控滤波” 的向量通讯方式，从架构层面规避了传统多智能体系统的符号接地难题：不需要所有单元共享一套统一的语言，只要它们曾经一起经历过类似的场景，拥有共同的历史记忆，就</w:t>
-      </w:r>
-      <w:r>
-        <w:rPr>
-          <w:rFonts w:ascii="宋体" w:hAnsi="宋体" w:eastAsia="宋体" w:cs="宋体"/>
-          <w:color w:val="000000"/>
-          <w:kern w:val="0"/>
-          <w:sz w:val="21"/>
-          <w:szCs w:val="21"/>
-          <w:lang w:val="en-US" w:eastAsia="zh-CN" w:bidi="ar"/>
-        </w:rPr>
-        <w:t>能通过向量精准传递需求；多个上级的不同需求可以通过维度拆分和组合自然融合，不会出现非此即彼的冲突。</w:t>
+        <w:t>2.4 多上级任务调度：优先级驱动的向量叠加与取舍</w:t>
+      </w:r>
+    </w:p>
+    <w:p>
+      <w:pPr>
+        <w:keepNext w:val="0"/>
+        <w:keepLines w:val="0"/>
+        <w:widowControl/>
+        <w:suppressLineNumbers w:val="0"/>
+        <w:pBdr>
+          <w:top w:val="none" w:color="auto" w:sz="0" w:space="0"/>
+          <w:left w:val="none" w:color="auto" w:sz="0" w:space="0"/>
+          <w:bottom w:val="none" w:color="auto" w:sz="0" w:space="0"/>
+          <w:right w:val="none" w:color="auto" w:sz="0" w:space="0"/>
+        </w:pBdr>
+        <w:spacing w:before="0" w:beforeAutospacing="0" w:after="0" w:afterAutospacing="0" w:line="360" w:lineRule="auto"/>
+        <w:ind w:left="0" w:right="0" w:firstLine="420" w:firstLineChars="200"/>
+        <w:jc w:val="left"/>
+        <w:rPr>
+          <w:rFonts w:hint="eastAsia" w:ascii="宋体" w:hAnsi="宋体" w:eastAsia="宋体" w:cs="宋体"/>
+          <w:color w:val="000000"/>
+          <w:kern w:val="0"/>
+          <w:sz w:val="21"/>
+          <w:szCs w:val="21"/>
+          <w:lang w:val="en-US" w:eastAsia="zh-CN" w:bidi="ar"/>
+        </w:rPr>
+      </w:pPr>
+      <w:r>
+        <w:rPr>
+          <w:rFonts w:hint="eastAsia" w:ascii="宋体" w:hAnsi="宋体" w:eastAsia="宋体" w:cs="宋体"/>
+          <w:color w:val="000000"/>
+          <w:kern w:val="0"/>
+          <w:sz w:val="21"/>
+          <w:szCs w:val="21"/>
+          <w:lang w:val="en-US" w:eastAsia="zh-CN" w:bidi="ar"/>
+        </w:rPr>
+        <w:t>多上级需求的本质是多个独立任务的并发请求，而非同一个任务的不同侧面，不存在一个 “超级任务” 分解到多个高价值节点的过程。其调度逻辑与单元内部的多任务并行调度完全一致，核心原则是优先级绝对优先，兼容则叠加，冲突则舍弃。</w:t>
+      </w:r>
+    </w:p>
+    <w:p>
+      <w:pPr>
+        <w:keepNext w:val="0"/>
+        <w:keepLines w:val="0"/>
+        <w:widowControl/>
+        <w:suppressLineNumbers w:val="0"/>
+        <w:pBdr>
+          <w:top w:val="none" w:color="auto" w:sz="0" w:space="0"/>
+          <w:left w:val="none" w:color="auto" w:sz="0" w:space="0"/>
+          <w:bottom w:val="none" w:color="auto" w:sz="0" w:space="0"/>
+          <w:right w:val="none" w:color="auto" w:sz="0" w:space="0"/>
+        </w:pBdr>
+        <w:spacing w:before="0" w:beforeAutospacing="0" w:after="0" w:afterAutospacing="0" w:line="360" w:lineRule="auto"/>
+        <w:ind w:left="0" w:right="0" w:firstLine="420" w:firstLineChars="200"/>
+        <w:jc w:val="left"/>
+        <w:rPr>
+          <w:rFonts w:hint="eastAsia" w:ascii="宋体" w:hAnsi="宋体" w:eastAsia="宋体" w:cs="宋体"/>
+          <w:color w:val="000000"/>
+          <w:kern w:val="0"/>
+          <w:sz w:val="21"/>
+          <w:szCs w:val="21"/>
+          <w:lang w:val="en-US" w:eastAsia="zh-CN" w:bidi="ar"/>
+        </w:rPr>
+      </w:pPr>
+      <w:r>
+        <w:rPr>
+          <w:rFonts w:hint="eastAsia" w:ascii="宋体" w:hAnsi="宋体" w:eastAsia="宋体" w:cs="宋体"/>
+          <w:color w:val="000000"/>
+          <w:kern w:val="0"/>
+          <w:sz w:val="21"/>
+          <w:szCs w:val="21"/>
+          <w:lang w:val="en-US" w:eastAsia="zh-CN" w:bidi="ar"/>
+        </w:rPr>
+        <w:t>每个上级单元发来的候选向量组，都对应一个独立的任务，携带其自身的优先级（由任务目标高价值节点的价值绝对值、损失厌恶系数、等待时间补偿等共同计算得出）。下级单元不会将多个上级的需求视为 “同一任务的不同维度” 去做交集运算，而是严格按照优先级排序处理：</w:t>
+      </w:r>
+    </w:p>
+    <w:p>
+      <w:pPr>
+        <w:keepNext w:val="0"/>
+        <w:keepLines w:val="0"/>
+        <w:widowControl/>
+        <w:suppressLineNumbers w:val="0"/>
+        <w:pBdr>
+          <w:top w:val="none" w:color="auto" w:sz="0" w:space="0"/>
+          <w:left w:val="none" w:color="auto" w:sz="0" w:space="0"/>
+          <w:bottom w:val="none" w:color="auto" w:sz="0" w:space="0"/>
+          <w:right w:val="none" w:color="auto" w:sz="0" w:space="0"/>
+        </w:pBdr>
+        <w:spacing w:before="0" w:beforeAutospacing="0" w:after="0" w:afterAutospacing="0" w:line="360" w:lineRule="auto"/>
+        <w:ind w:left="0" w:right="0" w:firstLine="420" w:firstLineChars="200"/>
+        <w:jc w:val="left"/>
+        <w:rPr>
+          <w:rFonts w:hint="eastAsia" w:ascii="宋体" w:hAnsi="宋体" w:eastAsia="宋体" w:cs="宋体"/>
+          <w:color w:val="000000"/>
+          <w:kern w:val="0"/>
+          <w:sz w:val="21"/>
+          <w:szCs w:val="21"/>
+          <w:lang w:val="en-US" w:eastAsia="zh-CN" w:bidi="ar"/>
+        </w:rPr>
+      </w:pPr>
+      <w:r>
+        <w:rPr>
+          <w:rFonts w:hint="eastAsia" w:ascii="宋体" w:hAnsi="宋体" w:eastAsia="宋体" w:cs="宋体"/>
+          <w:color w:val="000000"/>
+          <w:kern w:val="0"/>
+          <w:sz w:val="21"/>
+          <w:szCs w:val="21"/>
+          <w:lang w:val="en-US" w:eastAsia="zh-CN" w:bidi="ar"/>
+        </w:rPr>
+        <w:t>第一步：锁定最高优先级任务：提取所有上级任务中优先级最高的一个，先生成满足该任务核心要求的基础向量，确保高优先级任务的执行不受任何干扰。</w:t>
+      </w:r>
+    </w:p>
+    <w:p>
+      <w:pPr>
+        <w:keepNext w:val="0"/>
+        <w:keepLines w:val="0"/>
+        <w:widowControl/>
+        <w:suppressLineNumbers w:val="0"/>
+        <w:pBdr>
+          <w:top w:val="none" w:color="auto" w:sz="0" w:space="0"/>
+          <w:left w:val="none" w:color="auto" w:sz="0" w:space="0"/>
+          <w:bottom w:val="none" w:color="auto" w:sz="0" w:space="0"/>
+          <w:right w:val="none" w:color="auto" w:sz="0" w:space="0"/>
+        </w:pBdr>
+        <w:spacing w:before="0" w:beforeAutospacing="0" w:after="0" w:afterAutospacing="0" w:line="360" w:lineRule="auto"/>
+        <w:ind w:left="0" w:right="0" w:firstLine="420" w:firstLineChars="200"/>
+        <w:jc w:val="left"/>
+        <w:rPr>
+          <w:rFonts w:hint="eastAsia" w:ascii="宋体" w:hAnsi="宋体" w:eastAsia="宋体" w:cs="宋体"/>
+          <w:color w:val="000000"/>
+          <w:kern w:val="0"/>
+          <w:sz w:val="21"/>
+          <w:szCs w:val="21"/>
+          <w:lang w:val="en-US" w:eastAsia="zh-CN" w:bidi="ar"/>
+        </w:rPr>
+      </w:pPr>
+      <w:r>
+        <w:rPr>
+          <w:rFonts w:hint="eastAsia" w:ascii="宋体" w:hAnsi="宋体" w:eastAsia="宋体" w:cs="宋体"/>
+          <w:color w:val="000000"/>
+          <w:kern w:val="0"/>
+          <w:sz w:val="21"/>
+          <w:szCs w:val="21"/>
+          <w:lang w:val="en-US" w:eastAsia="zh-CN" w:bidi="ar"/>
+        </w:rPr>
+        <w:t>第二步：低优先级任务的兼容叠加：在基础向量的基础上，依次检查优先级更低的任务需求。如果低优先级任务要求的向量维度与基础向量无冲突（叠加后不会导致高优先级任务的核心指标偏离允许范围），则将低优先级任务的需求维度叠加到基础向量中，形成复合向量。</w:t>
+      </w:r>
+    </w:p>
+    <w:p>
+      <w:pPr>
+        <w:keepNext w:val="0"/>
+        <w:keepLines w:val="0"/>
+        <w:widowControl/>
+        <w:suppressLineNumbers w:val="0"/>
+        <w:pBdr>
+          <w:top w:val="none" w:color="auto" w:sz="0" w:space="0"/>
+          <w:left w:val="none" w:color="auto" w:sz="0" w:space="0"/>
+          <w:bottom w:val="none" w:color="auto" w:sz="0" w:space="0"/>
+          <w:right w:val="none" w:color="auto" w:sz="0" w:space="0"/>
+        </w:pBdr>
+        <w:spacing w:before="0" w:beforeAutospacing="0" w:after="0" w:afterAutospacing="0" w:line="360" w:lineRule="auto"/>
+        <w:ind w:left="0" w:right="0" w:firstLine="420" w:firstLineChars="200"/>
+        <w:jc w:val="left"/>
+        <w:rPr>
+          <w:rFonts w:hint="eastAsia" w:ascii="宋体" w:hAnsi="宋体" w:eastAsia="宋体" w:cs="宋体"/>
+          <w:color w:val="000000"/>
+          <w:kern w:val="0"/>
+          <w:sz w:val="21"/>
+          <w:szCs w:val="21"/>
+          <w:lang w:val="en-US" w:eastAsia="zh-CN" w:bidi="ar"/>
+        </w:rPr>
+      </w:pPr>
+      <w:r>
+        <w:rPr>
+          <w:rFonts w:hint="eastAsia" w:ascii="宋体" w:hAnsi="宋体" w:eastAsia="宋体" w:cs="宋体"/>
+          <w:color w:val="000000"/>
+          <w:kern w:val="0"/>
+          <w:sz w:val="21"/>
+          <w:szCs w:val="21"/>
+          <w:lang w:val="en-US" w:eastAsia="zh-CN" w:bidi="ar"/>
+        </w:rPr>
+        <w:t>第三步：冲突时的无条件舍弃：如果低优先级任务的需求与高优先级任务的核心向量存在冲突，或叠加后会影响高优先级任务的执行效果，则直接舍弃该低优先级任务，不做任何妥协。</w:t>
+      </w:r>
+    </w:p>
+    <w:p>
+      <w:pPr>
+        <w:keepNext w:val="0"/>
+        <w:keepLines w:val="0"/>
+        <w:widowControl/>
+        <w:suppressLineNumbers w:val="0"/>
+        <w:pBdr>
+          <w:top w:val="none" w:color="auto" w:sz="0" w:space="0"/>
+          <w:left w:val="none" w:color="auto" w:sz="0" w:space="0"/>
+          <w:bottom w:val="none" w:color="auto" w:sz="0" w:space="0"/>
+          <w:right w:val="none" w:color="auto" w:sz="0" w:space="0"/>
+        </w:pBdr>
+        <w:spacing w:before="0" w:beforeAutospacing="0" w:after="0" w:afterAutospacing="0" w:line="360" w:lineRule="auto"/>
+        <w:ind w:left="0" w:right="0" w:firstLine="420" w:firstLineChars="200"/>
+        <w:jc w:val="left"/>
+        <w:rPr>
+          <w:rFonts w:hint="eastAsia" w:ascii="宋体" w:hAnsi="宋体" w:eastAsia="宋体" w:cs="宋体"/>
+          <w:color w:val="000000"/>
+          <w:kern w:val="0"/>
+          <w:sz w:val="21"/>
+          <w:szCs w:val="21"/>
+          <w:lang w:val="en-US" w:eastAsia="zh-CN" w:bidi="ar"/>
+        </w:rPr>
+      </w:pPr>
+      <w:r>
+        <w:rPr>
+          <w:rFonts w:hint="eastAsia" w:ascii="宋体" w:hAnsi="宋体" w:eastAsia="宋体" w:cs="宋体"/>
+          <w:color w:val="000000"/>
+          <w:kern w:val="0"/>
+          <w:sz w:val="21"/>
+          <w:szCs w:val="21"/>
+          <w:lang w:val="en-US" w:eastAsia="zh-CN" w:bidi="ar"/>
+        </w:rPr>
+        <w:t>典型场景示例：交互单元同时收到两个上级的任务请求：</w:t>
+      </w:r>
+    </w:p>
+    <w:p>
+      <w:pPr>
+        <w:keepNext w:val="0"/>
+        <w:keepLines w:val="0"/>
+        <w:widowControl/>
+        <w:suppressLineNumbers w:val="0"/>
+        <w:pBdr>
+          <w:top w:val="none" w:color="auto" w:sz="0" w:space="0"/>
+          <w:left w:val="none" w:color="auto" w:sz="0" w:space="0"/>
+          <w:bottom w:val="none" w:color="auto" w:sz="0" w:space="0"/>
+          <w:right w:val="none" w:color="auto" w:sz="0" w:space="0"/>
+        </w:pBdr>
+        <w:spacing w:before="0" w:beforeAutospacing="0" w:after="0" w:afterAutospacing="0" w:line="360" w:lineRule="auto"/>
+        <w:ind w:left="0" w:right="0" w:firstLine="420" w:firstLineChars="200"/>
+        <w:jc w:val="left"/>
+        <w:rPr>
+          <w:rFonts w:hint="eastAsia" w:ascii="宋体" w:hAnsi="宋体" w:eastAsia="宋体" w:cs="宋体"/>
+          <w:color w:val="000000"/>
+          <w:kern w:val="0"/>
+          <w:sz w:val="21"/>
+          <w:szCs w:val="21"/>
+          <w:lang w:val="en-US" w:eastAsia="zh-CN" w:bidi="ar"/>
+        </w:rPr>
+      </w:pPr>
+      <w:r>
+        <w:rPr>
+          <w:rFonts w:hint="eastAsia" w:ascii="宋体" w:hAnsi="宋体" w:eastAsia="宋体" w:cs="宋体"/>
+          <w:color w:val="000000"/>
+          <w:kern w:val="0"/>
+          <w:sz w:val="21"/>
+          <w:szCs w:val="21"/>
+          <w:lang w:val="en-US" w:eastAsia="zh-CN" w:bidi="ar"/>
+        </w:rPr>
+        <w:t>上级 A（应急指挥单元）：要求立即输出 “前方危险，请快速撤离” 的指令，优先级 120（负向高价值任务，损失厌恶系数 1.5）</w:t>
+      </w:r>
+    </w:p>
+    <w:p>
+      <w:pPr>
+        <w:keepNext w:val="0"/>
+        <w:keepLines w:val="0"/>
+        <w:widowControl/>
+        <w:suppressLineNumbers w:val="0"/>
+        <w:pBdr>
+          <w:top w:val="none" w:color="auto" w:sz="0" w:space="0"/>
+          <w:left w:val="none" w:color="auto" w:sz="0" w:space="0"/>
+          <w:bottom w:val="none" w:color="auto" w:sz="0" w:space="0"/>
+          <w:right w:val="none" w:color="auto" w:sz="0" w:space="0"/>
+        </w:pBdr>
+        <w:spacing w:before="0" w:beforeAutospacing="0" w:after="0" w:afterAutospacing="0" w:line="360" w:lineRule="auto"/>
+        <w:ind w:left="0" w:right="0" w:firstLine="420" w:firstLineChars="200"/>
+        <w:jc w:val="left"/>
+        <w:rPr>
+          <w:rFonts w:hint="eastAsia" w:ascii="宋体" w:hAnsi="宋体" w:eastAsia="宋体" w:cs="宋体"/>
+          <w:color w:val="000000"/>
+          <w:kern w:val="0"/>
+          <w:sz w:val="21"/>
+          <w:szCs w:val="21"/>
+          <w:lang w:val="en-US" w:eastAsia="zh-CN" w:bidi="ar"/>
+        </w:rPr>
+      </w:pPr>
+      <w:r>
+        <w:rPr>
+          <w:rFonts w:hint="eastAsia" w:ascii="宋体" w:hAnsi="宋体" w:eastAsia="宋体" w:cs="宋体"/>
+          <w:color w:val="000000"/>
+          <w:kern w:val="0"/>
+          <w:sz w:val="21"/>
+          <w:szCs w:val="21"/>
+          <w:lang w:val="en-US" w:eastAsia="zh-CN" w:bidi="ar"/>
+        </w:rPr>
+        <w:t>上级 B（长期行为规范单元）：要求所有对外输出保持礼貌语气，优先级 20（正向低价值长期任务）</w:t>
+      </w:r>
+    </w:p>
+    <w:p>
+      <w:pPr>
+        <w:keepNext w:val="0"/>
+        <w:keepLines w:val="0"/>
+        <w:widowControl/>
+        <w:suppressLineNumbers w:val="0"/>
+        <w:pBdr>
+          <w:top w:val="none" w:color="auto" w:sz="0" w:space="0"/>
+          <w:left w:val="none" w:color="auto" w:sz="0" w:space="0"/>
+          <w:bottom w:val="none" w:color="auto" w:sz="0" w:space="0"/>
+          <w:right w:val="none" w:color="auto" w:sz="0" w:space="0"/>
+        </w:pBdr>
+        <w:spacing w:before="0" w:beforeAutospacing="0" w:after="0" w:afterAutospacing="0" w:line="360" w:lineRule="auto"/>
+        <w:ind w:left="0" w:right="0" w:firstLine="420" w:firstLineChars="200"/>
+        <w:jc w:val="left"/>
+        <w:rPr>
+          <w:rFonts w:hint="eastAsia" w:ascii="宋体" w:hAnsi="宋体" w:eastAsia="宋体" w:cs="宋体"/>
+          <w:color w:val="000000"/>
+          <w:kern w:val="0"/>
+          <w:sz w:val="21"/>
+          <w:szCs w:val="21"/>
+          <w:lang w:val="en-US" w:eastAsia="zh-CN" w:bidi="ar"/>
+        </w:rPr>
+      </w:pPr>
+      <w:r>
+        <w:rPr>
+          <w:rFonts w:hint="eastAsia" w:ascii="宋体" w:hAnsi="宋体" w:eastAsia="宋体" w:cs="宋体"/>
+          <w:color w:val="000000"/>
+          <w:kern w:val="0"/>
+          <w:sz w:val="21"/>
+          <w:szCs w:val="21"/>
+          <w:lang w:val="en-US" w:eastAsia="zh-CN" w:bidi="ar"/>
+        </w:rPr>
+        <w:t>交互单元的处理逻辑：</w:t>
+      </w:r>
+    </w:p>
+    <w:p>
+      <w:pPr>
+        <w:keepNext w:val="0"/>
+        <w:keepLines w:val="0"/>
+        <w:widowControl/>
+        <w:suppressLineNumbers w:val="0"/>
+        <w:pBdr>
+          <w:top w:val="none" w:color="auto" w:sz="0" w:space="0"/>
+          <w:left w:val="none" w:color="auto" w:sz="0" w:space="0"/>
+          <w:bottom w:val="none" w:color="auto" w:sz="0" w:space="0"/>
+          <w:right w:val="none" w:color="auto" w:sz="0" w:space="0"/>
+        </w:pBdr>
+        <w:spacing w:before="0" w:beforeAutospacing="0" w:after="0" w:afterAutospacing="0" w:line="360" w:lineRule="auto"/>
+        <w:ind w:left="0" w:right="0" w:firstLine="420" w:firstLineChars="200"/>
+        <w:jc w:val="left"/>
+        <w:rPr>
+          <w:rFonts w:hint="eastAsia" w:ascii="宋体" w:hAnsi="宋体" w:eastAsia="宋体" w:cs="宋体"/>
+          <w:color w:val="000000"/>
+          <w:kern w:val="0"/>
+          <w:sz w:val="21"/>
+          <w:szCs w:val="21"/>
+          <w:lang w:val="en-US" w:eastAsia="zh-CN" w:bidi="ar"/>
+        </w:rPr>
+      </w:pPr>
+      <w:r>
+        <w:rPr>
+          <w:rFonts w:hint="eastAsia" w:ascii="宋体" w:hAnsi="宋体" w:eastAsia="宋体" w:cs="宋体"/>
+          <w:color w:val="000000"/>
+          <w:kern w:val="0"/>
+          <w:sz w:val="21"/>
+          <w:szCs w:val="21"/>
+          <w:lang w:val="en-US" w:eastAsia="zh-CN" w:bidi="ar"/>
+        </w:rPr>
+        <w:t>先生成满足高优先级任务的基础向量：对应 “前方危险，请快速撤离” 的语义和紧急语气</w:t>
+      </w:r>
+    </w:p>
+    <w:p>
+      <w:pPr>
+        <w:keepNext w:val="0"/>
+        <w:keepLines w:val="0"/>
+        <w:widowControl/>
+        <w:suppressLineNumbers w:val="0"/>
+        <w:pBdr>
+          <w:top w:val="none" w:color="auto" w:sz="0" w:space="0"/>
+          <w:left w:val="none" w:color="auto" w:sz="0" w:space="0"/>
+          <w:bottom w:val="none" w:color="auto" w:sz="0" w:space="0"/>
+          <w:right w:val="none" w:color="auto" w:sz="0" w:space="0"/>
+        </w:pBdr>
+        <w:spacing w:before="0" w:beforeAutospacing="0" w:after="0" w:afterAutospacing="0" w:line="360" w:lineRule="auto"/>
+        <w:ind w:left="0" w:right="0" w:firstLine="420" w:firstLineChars="200"/>
+        <w:jc w:val="left"/>
+        <w:rPr>
+          <w:rFonts w:hint="eastAsia" w:ascii="宋体" w:hAnsi="宋体" w:eastAsia="宋体" w:cs="宋体"/>
+          <w:color w:val="000000"/>
+          <w:kern w:val="0"/>
+          <w:sz w:val="21"/>
+          <w:szCs w:val="21"/>
+          <w:lang w:val="en-US" w:eastAsia="zh-CN" w:bidi="ar"/>
+        </w:rPr>
+      </w:pPr>
+      <w:r>
+        <w:rPr>
+          <w:rFonts w:hint="eastAsia" w:ascii="宋体" w:hAnsi="宋体" w:eastAsia="宋体" w:cs="宋体"/>
+          <w:color w:val="000000"/>
+          <w:kern w:val="0"/>
+          <w:sz w:val="21"/>
+          <w:szCs w:val="21"/>
+          <w:lang w:val="en-US" w:eastAsia="zh-CN" w:bidi="ar"/>
+        </w:rPr>
+        <w:t>检查低优先级的 “保持礼貌” 需求：在紧急指令的语境下，叠加礼貌用语（如 “您好”）不会影响指令的紧急性和清晰度，因此形成复合向量：“您好，前方危险，请快速撤离”</w:t>
+      </w:r>
+    </w:p>
+    <w:p>
+      <w:pPr>
+        <w:keepNext w:val="0"/>
+        <w:keepLines w:val="0"/>
+        <w:widowControl/>
+        <w:suppressLineNumbers w:val="0"/>
+        <w:pBdr>
+          <w:top w:val="none" w:color="auto" w:sz="0" w:space="0"/>
+          <w:left w:val="none" w:color="auto" w:sz="0" w:space="0"/>
+          <w:bottom w:val="none" w:color="auto" w:sz="0" w:space="0"/>
+          <w:right w:val="none" w:color="auto" w:sz="0" w:space="0"/>
+        </w:pBdr>
+        <w:spacing w:before="0" w:beforeAutospacing="0" w:after="0" w:afterAutospacing="0" w:line="360" w:lineRule="auto"/>
+        <w:ind w:left="0" w:right="0" w:firstLine="420" w:firstLineChars="200"/>
+        <w:jc w:val="left"/>
+        <w:rPr>
+          <w:rFonts w:hint="eastAsia" w:ascii="宋体" w:hAnsi="宋体" w:eastAsia="宋体" w:cs="宋体"/>
+          <w:color w:val="000000"/>
+          <w:kern w:val="0"/>
+          <w:sz w:val="21"/>
+          <w:szCs w:val="21"/>
+          <w:lang w:val="en-US" w:eastAsia="zh-CN" w:bidi="ar"/>
+        </w:rPr>
+      </w:pPr>
+      <w:r>
+        <w:rPr>
+          <w:rFonts w:hint="eastAsia" w:ascii="宋体" w:hAnsi="宋体" w:eastAsia="宋体" w:cs="宋体"/>
+          <w:color w:val="000000"/>
+          <w:kern w:val="0"/>
+          <w:sz w:val="21"/>
+          <w:szCs w:val="21"/>
+          <w:lang w:val="en-US" w:eastAsia="zh-CN" w:bidi="ar"/>
+        </w:rPr>
+        <w:t>若高优先级任务变为 “立即大喊‘着火了’”，此时叠加礼貌用语会削弱指令的紧急性，存在冲突，则直接舍弃 “保持礼貌” 的需求，仅输出 “着火了” 的核心向量。</w:t>
       </w:r>
     </w:p>
     <w:p>
@@ -4413,51 +4258,7 @@
           <w:szCs w:val="21"/>
           <w:lang w:val="en-US" w:eastAsia="zh-CN" w:bidi="ar"/>
         </w:rPr>
-        <w:t>注</w:t>
-      </w:r>
-      <w:r>
-        <w:rPr>
-          <w:rFonts w:hint="eastAsia" w:ascii="宋体" w:hAnsi="宋体" w:eastAsia="宋体" w:cs="宋体"/>
-          <w:color w:val="000000"/>
-          <w:kern w:val="0"/>
-          <w:sz w:val="21"/>
-          <w:szCs w:val="21"/>
-          <w:lang w:val="en-US" w:eastAsia="zh-CN" w:bidi="ar"/>
-        </w:rPr>
-        <w:t>意，</w:t>
-      </w:r>
-      <w:r>
-        <w:rPr>
-          <w:rFonts w:ascii="宋体" w:hAnsi="宋体" w:eastAsia="宋体" w:cs="宋体"/>
-          <w:color w:val="000000"/>
-          <w:kern w:val="0"/>
-          <w:sz w:val="21"/>
-          <w:szCs w:val="21"/>
-          <w:lang w:val="en-US" w:eastAsia="zh-CN" w:bidi="ar"/>
-        </w:rPr>
-        <w:t>“共同的历史记忆” 不应被机械理解为必须源自真实物理交互：本架构的向量通讯原生支持闲时离线预演</w:t>
-      </w:r>
-      <w:r>
-        <w:rPr>
-          <w:rFonts w:hint="eastAsia" w:ascii="宋体" w:hAnsi="宋体" w:eastAsia="宋体" w:cs="宋体"/>
-          <w:color w:val="000000"/>
-          <w:kern w:val="0"/>
-          <w:sz w:val="21"/>
-          <w:szCs w:val="21"/>
-          <w:lang w:val="en-US" w:eastAsia="zh-CN" w:bidi="ar"/>
-        </w:rPr>
-        <w:t>。</w:t>
-      </w:r>
-      <w:r>
-        <w:rPr>
-          <w:rFonts w:ascii="宋体" w:hAnsi="宋体" w:eastAsia="宋体" w:cs="宋体"/>
-          <w:color w:val="000000"/>
-          <w:kern w:val="0"/>
-          <w:sz w:val="21"/>
-          <w:szCs w:val="21"/>
-          <w:lang w:val="en-US" w:eastAsia="zh-CN" w:bidi="ar"/>
-        </w:rPr>
-        <w:t>单元可在无外部执行的虚拟推演中模拟协同场景、沉淀共享表征，这一过程近似人类的想象与梦境，既不产生任何外部副作用，又能提前构建单元间的向量匹配基础，大幅提升后续指令理解与协同效率。</w:t>
+        <w:t>这种调度机制从根本上避免了 “多需求冲突导致输出平庸” 的问题，确保系统永远优先执行最重要的任务。同时，单元间的向量通讯依然支持闲时离线预演，可在虚拟推演中提前模拟不同优先级任务的叠加效果，沉淀兼容规则，大幅提升实际执行时的响应效率。</w:t>
       </w:r>
     </w:p>
     <w:p>
@@ -4776,18 +4577,7 @@
           <w:szCs w:val="21"/>
           <w:lang w:val="en-US" w:eastAsia="zh-CN" w:bidi="ar"/>
         </w:rPr>
-        <w:t>熟能生巧源自</w:t>
-      </w:r>
-      <w:r>
-        <w:rPr>
-          <w:rFonts w:hint="eastAsia" w:ascii="宋体" w:hAnsi="宋体" w:eastAsia="宋体" w:cs="宋体"/>
-          <w:color w:val="000000"/>
-          <w:kern w:val="0"/>
-          <w:sz w:val="21"/>
-          <w:szCs w:val="21"/>
-          <w:lang w:val="en-US" w:eastAsia="zh-CN" w:bidi="ar"/>
-        </w:rPr>
-        <w:t>路径缓存机制。</w:t>
+        <w:t>熟能生巧源自路径缓存机制。</w:t>
       </w:r>
     </w:p>
     <w:p>
@@ -5919,11 +5709,12 @@
         <w:ind w:left="0" w:right="0" w:firstLine="420" w:firstLineChars="200"/>
         <w:jc w:val="left"/>
         <w:rPr>
-          <w:rFonts w:hint="default"/>
-          <w:color w:val="000000"/>
-          <w:sz w:val="21"/>
-          <w:szCs w:val="21"/>
-          <w:lang w:val="en-US"/>
+          <w:rFonts w:hint="eastAsia" w:ascii="宋体" w:hAnsi="宋体" w:eastAsia="宋体" w:cs="宋体"/>
+          <w:color w:val="000000"/>
+          <w:kern w:val="0"/>
+          <w:sz w:val="21"/>
+          <w:szCs w:val="21"/>
+          <w:lang w:val="en-US" w:eastAsia="zh-CN" w:bidi="ar"/>
         </w:rPr>
       </w:pPr>
       <w:r>
@@ -5991,6 +5782,55 @@
           <w:lang w:val="en-US" w:eastAsia="zh-CN" w:bidi="ar"/>
         </w:rPr>
         <w:t>避免轮转带来的复杂度。</w:t>
+      </w:r>
+    </w:p>
+    <w:p>
+      <w:pPr>
+        <w:keepNext w:val="0"/>
+        <w:keepLines w:val="0"/>
+        <w:widowControl/>
+        <w:suppressLineNumbers w:val="0"/>
+        <w:pBdr>
+          <w:top w:val="none" w:color="auto" w:sz="0" w:space="0"/>
+          <w:left w:val="none" w:color="auto" w:sz="0" w:space="0"/>
+          <w:bottom w:val="none" w:color="auto" w:sz="0" w:space="0"/>
+          <w:right w:val="none" w:color="auto" w:sz="0" w:space="0"/>
+        </w:pBdr>
+        <w:spacing w:before="0" w:beforeAutospacing="0" w:after="0" w:afterAutospacing="0" w:line="360" w:lineRule="auto"/>
+        <w:ind w:left="0" w:right="0" w:firstLine="420" w:firstLineChars="200"/>
+        <w:jc w:val="left"/>
+        <w:rPr>
+          <w:rFonts w:hint="default" w:ascii="宋体" w:hAnsi="宋体" w:eastAsia="宋体" w:cs="宋体"/>
+          <w:color w:val="000000"/>
+          <w:kern w:val="0"/>
+          <w:sz w:val="21"/>
+          <w:szCs w:val="21"/>
+          <w:lang w:val="en-US" w:eastAsia="zh-CN" w:bidi="ar"/>
+        </w:rPr>
+      </w:pPr>
+      <w:r>
+        <w:rPr>
+          <w:rFonts w:ascii="宋体" w:hAnsi="宋体" w:eastAsia="宋体" w:cs="宋体"/>
+          <w:color w:val="000000"/>
+          <w:kern w:val="0"/>
+          <w:sz w:val="21"/>
+          <w:szCs w:val="21"/>
+          <w:lang w:val="en-US" w:eastAsia="zh-CN" w:bidi="ar"/>
+        </w:rPr>
+        <w:t>系统中的每个单元都可能同时收到多个任务请求，有的来自不同的上级，有的是自己内生的。这时候，单元会根据严格的优先级规</w:t>
+      </w:r>
+      <w:bookmarkStart w:id="0" w:name="_GoBack"/>
+      <w:bookmarkEnd w:id="0"/>
+      <w:r>
+        <w:rPr>
+          <w:rFonts w:ascii="宋体" w:hAnsi="宋体" w:eastAsia="宋体" w:cs="宋体"/>
+          <w:color w:val="000000"/>
+          <w:kern w:val="0"/>
+          <w:sz w:val="21"/>
+          <w:szCs w:val="21"/>
+          <w:lang w:val="en-US" w:eastAsia="zh-CN" w:bidi="ar"/>
+        </w:rPr>
+        <w:t>则来合理分配资源，确保最重要的事情先完成。跨上级的多任务调度与单元内部的多任务调度遵循完全相同的优先级计算和执行规则，不存在特殊的 “多上级融合” 逻辑。</w:t>
       </w:r>
     </w:p>
     <w:p>
@@ -6744,18 +6584,7 @@
           <w:szCs w:val="21"/>
           <w:lang w:val="en-US" w:eastAsia="zh-CN" w:bidi="ar"/>
         </w:rPr>
-        <w:t>学习</w:t>
-      </w:r>
-      <w:r>
-        <w:rPr>
-          <w:rFonts w:hint="eastAsia" w:ascii="宋体" w:hAnsi="宋体" w:eastAsia="宋体" w:cs="宋体"/>
-          <w:color w:val="000000"/>
-          <w:kern w:val="0"/>
-          <w:sz w:val="21"/>
-          <w:szCs w:val="21"/>
-          <w:lang w:val="en-US" w:eastAsia="zh-CN" w:bidi="ar"/>
-        </w:rPr>
-        <w:t>可以使用怀疑悬置标签，当推演难以确定失败原因的时候，可以打上怀疑标签，积累证据后触发真正的调整过程。以避免盲目的调整反而导致退化。</w:t>
+        <w:t>学习可以使用怀疑悬置标签，当推演难以确定失败原因的时候，可以打上怀疑标签，积累证据后触发真正的调整过程。以避免盲目的调整反而导致退化。</w:t>
       </w:r>
     </w:p>
     <w:p>
